--- a/1. MODELO DE CARTA DE ACEPTACIÓN DE PRÁCTICAS (NO EDITAR).docx
+++ b/1. MODELO DE CARTA DE ACEPTACIÓN DE PRÁCTICAS (NO EDITAR).docx
@@ -143,27 +143,7 @@
           <w:sz w:val="20"/>
           <w:szCs w:val="20"/>
         </w:rPr>
-        <w:t xml:space="preserve">Mediante el presente dejamos constancia que la empresa GM INGENIEROS y CONSULTORES S.A.C con RUC 20555841095, debidamente representado por el Gerente General Yuri Atanacio Anchiraico, identificado con DNI 44925944, acepta la realización de prácticas </w:t>
-      </w:r>
-      <w:proofErr w:type="gramStart"/>
-      <w:r>
-        <w:rPr>
-          <w:rFonts w:ascii="Arial" w:eastAsia="Arial" w:hAnsi="Arial" w:cs="Arial"/>
-          <w:color w:val="434343"/>
-          <w:sz w:val="20"/>
-          <w:szCs w:val="20"/>
-        </w:rPr>
-        <w:t>pre profesionales</w:t>
-      </w:r>
-      <w:proofErr w:type="gramEnd"/>
-      <w:r>
-        <w:rPr>
-          <w:rFonts w:ascii="Arial" w:eastAsia="Arial" w:hAnsi="Arial" w:cs="Arial"/>
-          <w:color w:val="434343"/>
-          <w:sz w:val="20"/>
-          <w:szCs w:val="20"/>
-        </w:rPr>
-        <w:t xml:space="preserve"> del estudiante</w:t>
+        <w:t>Mediante el presente dejamos constancia que la empresa GM INGENIEROS y CONSULTORES S.A.C con RUC 20555841095, debidamente representado por el Gerente General Yuri Atanacio Anchiraico, identificado con DNI 44925944, acepta la realización de prácticas pre profesionales del estudiante</w:t>
       </w:r>
       <w:r>
         <w:rPr>
@@ -327,41 +307,28 @@
         <w:rPr>
           <w:rFonts w:ascii="Arial" w:eastAsia="Arial" w:hAnsi="Arial" w:cs="Arial"/>
           <w:color w:val="434343"/>
-          <w:sz w:val="20"/>
-          <w:szCs w:val="20"/>
-          <w:highlight w:val="yellow"/>
-        </w:rPr>
-      </w:pPr>
-      <w:r>
-        <w:rPr>
-          <w:rFonts w:ascii="Arial" w:eastAsia="Arial" w:hAnsi="Arial" w:cs="Arial"/>
-          <w:color w:val="434343"/>
-          <w:sz w:val="20"/>
-          <w:szCs w:val="20"/>
-        </w:rPr>
-        <w:t xml:space="preserve">Lima, </w:t>
-      </w:r>
-      <w:r>
-        <w:rPr>
-          <w:rFonts w:ascii="Arial" w:eastAsia="Arial" w:hAnsi="Arial" w:cs="Arial"/>
-          <w:color w:val="434343"/>
-          <w:sz w:val="20"/>
-          <w:szCs w:val="20"/>
-          <w:highlight w:val="yellow"/>
-        </w:rPr>
-        <w:t>17 de enero del 2022</w:t>
-      </w:r>
-    </w:p>
-    <w:p>
-      <w:pPr>
-        <w:spacing w:after="200" w:line="360" w:lineRule="auto"/>
-        <w:rPr>
-          <w:rFonts w:ascii="Arial" w:eastAsia="Arial" w:hAnsi="Arial" w:cs="Arial"/>
-          <w:color w:val="434343"/>
           <w:sz w:val="2"/>
           <w:szCs w:val="2"/>
         </w:rPr>
       </w:pPr>
+      <w:r>
+        <w:rPr>
+          <w:rFonts w:ascii="Arial" w:eastAsia="Arial" w:hAnsi="Arial" w:cs="Arial"/>
+          <w:color w:val="434343"/>
+          <w:sz w:val="20"/>
+          <w:szCs w:val="20"/>
+        </w:rPr>
+        <w:t xml:space="preserve">Lima, </w:t>
+      </w:r>
+      <w:r>
+        <w:rPr>
+          <w:rFonts w:ascii="Arial" w:hAnsi="Arial" w:cs="Arial"/>
+          <w:color w:val="424242"/>
+          <w:sz w:val="20"/>
+          <w:szCs w:val="20"/>
+        </w:rPr>
+        <w:t>{{FECHA_EMISION}}</w:t>
+      </w:r>
     </w:p>
     <w:p>
       <w:pPr>
